--- a/docs/general-english/A2/build/a22-u17.docx
+++ b/docs/general-english/A2/build/a22-u17.docx
@@ -47,7 +47,7 @@
       <w:r>
         <w:drawing>
           <wp:inline>
-            <wp:extent cx="3209925" cy="1809750"/>
+            <wp:extent cx="5724525" cy="3228975"/>
             <wp:effectExtent b="0" l="0" r="0" t="0"/>
             <wp:docPr descr="The opening page of Unit 17, How Things Are Made: the grammar point is the active against the passive, and three things the learner will be able to do by the end of the unit." title="" id="21" name="Picture"/>
             <a:graphic>
@@ -68,7 +68,7 @@
                   <pic:spPr bwMode="auto">
                     <a:xfrm>
                       <a:off x="0" y="0"/>
-                      <a:ext cx="3209925" cy="1809750"/>
+                      <a:ext cx="5724525" cy="3228975"/>
                     </a:xfrm>
                     <a:prstGeom prst="rect">
                       <a:avLst/>
@@ -922,7 +922,7 @@
       <w:r>
         <w:drawing>
           <wp:inline>
-            <wp:extent cx="4676775" cy="1809750"/>
+            <wp:extent cx="5724525" cy="2209800"/>
             <wp:effectExtent b="0" l="0" r="0" t="0"/>
             <wp:docPr descr="What each of the six people at number 14 makes, mends or throws away: Maya makes small books by hand, Yuki has thrown four bowls away while learning, Tomas can sew a straight line because the hospital taught him, Mr Okonkwo mends and buys almost nothing, Amina painted her own shop window, and Dani has made nothing at all." title="" id="24" name="Picture"/>
             <a:graphic>
@@ -943,7 +943,7 @@
                   <pic:spPr bwMode="auto">
                     <a:xfrm>
                       <a:off x="0" y="0"/>
-                      <a:ext cx="4676775" cy="1809750"/>
+                      <a:ext cx="5724525" cy="2209800"/>
                     </a:xfrm>
                     <a:prstGeom prst="rect">
                       <a:avLst/>
@@ -2236,7 +2236,7 @@
       <w:r>
         <w:drawing>
           <wp:inline>
-            <wp:extent cx="5143500" cy="1485900"/>
+            <wp:extent cx="5724525" cy="1647825"/>
             <wp:effectExtent b="0" l="0" r="0" t="0"/>
             <wp:docPr descr="The four things the table asks about, each on its own card: a bottle, a coat, a bowl and a book." title="" id="27" name="Picture"/>
             <a:graphic>
@@ -2257,7 +2257,7 @@
                   <pic:spPr bwMode="auto">
                     <a:xfrm>
                       <a:off x="0" y="0"/>
-                      <a:ext cx="5143500" cy="1485900"/>
+                      <a:ext cx="5724525" cy="1647825"/>
                     </a:xfrm>
                     <a:prstGeom prst="rect">
                       <a:avLst/>
@@ -2638,7 +2638,7 @@
       <w:r>
         <w:drawing>
           <wp:inline>
-            <wp:extent cx="4905375" cy="1809750"/>
+            <wp:extent cx="5724525" cy="2114550"/>
             <wp:effectExtent b="0" l="0" r="0" t="0"/>
             <wp:docPr descr="Five sentences drawn as five pairs of boxes stepping down to the right. The right-hand box, the thing being talked about, is the same in every pair. The left-hand box, the maker, empties out step by step: solid, then half full, then an outline, then three loose lines, and in the last pair it is not drawn at all. Five numbered lines run to the right for the learner to write each sentence." title="" id="30" name="Picture"/>
             <a:graphic>
@@ -2659,7 +2659,7 @@
                   <pic:spPr bwMode="auto">
                     <a:xfrm>
                       <a:off x="0" y="0"/>
-                      <a:ext cx="4905375" cy="1809750"/>
+                      <a:ext cx="5724525" cy="2114550"/>
                     </a:xfrm>
                     <a:prstGeom prst="rect">
                       <a:avLst/>
@@ -3841,7 +3841,7 @@
       <w:r>
         <w:drawing>
           <wp:inline>
-            <wp:extent cx="4381500" cy="1809750"/>
+            <wp:extent cx="5724525" cy="2362200"/>
             <wp:effectExtent b="0" l="0" r="0" t="0"/>
             <wp:docPr descr="The unit’s grammar as two columns. On the left the active, with the maker standing in front of the verb. On the right the passive, with the thing standing in that place instead and the small word be carrying the whole of the grammar." title="" id="33" name="Picture"/>
             <a:graphic>
@@ -3862,7 +3862,7 @@
                   <pic:spPr bwMode="auto">
                     <a:xfrm>
                       <a:off x="0" y="0"/>
-                      <a:ext cx="4381500" cy="1809750"/>
+                      <a:ext cx="5724525" cy="2362200"/>
                     </a:xfrm>
                     <a:prstGeom prst="rect">
                       <a:avLst/>
@@ -4508,7 +4508,7 @@
       <w:r>
         <w:drawing>
           <wp:inline>
-            <wp:extent cx="5143500" cy="1533525"/>
+            <wp:extent cx="5724525" cy="1704975"/>
             <wp:effectExtent b="0" l="0" r="0" t="0"/>
             <wp:docPr descr="One cup from the clay to the shelf, on a line: the clay is shaped, the foot is cut, it is dried slowly, the glaze is put on, and it is sold." title="" id="36" name="Picture"/>
             <a:graphic>
@@ -4529,7 +4529,7 @@
                   <pic:spPr bwMode="auto">
                     <a:xfrm>
                       <a:off x="0" y="0"/>
-                      <a:ext cx="5143500" cy="1533525"/>
+                      <a:ext cx="5724525" cy="1704975"/>
                     </a:xfrm>
                     <a:prstGeom prst="rect">
                       <a:avLst/>
@@ -5172,7 +5172,7 @@
       <w:r>
         <w:drawing>
           <wp:inline>
-            <wp:extent cx="5143500" cy="1685925"/>
+            <wp:extent cx="5724525" cy="1876425"/>
             <wp:effectExtent b="0" l="0" r="0" t="0"/>
             <wp:docPr descr="The three listenings in this unit: Maya asks Yuki why four bowls were thrown away, Dani asks Mr Okonkwo how old his coat is and learns it has been relined twice, and Amina describes what each of the six makes or mends." title="" id="39" name="Picture"/>
             <a:graphic>
@@ -5193,7 +5193,7 @@
                   <pic:spPr bwMode="auto">
                     <a:xfrm>
                       <a:off x="0" y="0"/>
-                      <a:ext cx="5143500" cy="1685925"/>
+                      <a:ext cx="5724525" cy="1876425"/>
                     </a:xfrm>
                     <a:prstGeom prst="rect">
                       <a:avLst/>
@@ -6292,7 +6292,7 @@
       <w:r>
         <w:drawing>
           <wp:inline>
-            <wp:extent cx="5133975" cy="1809750"/>
+            <wp:extent cx="5724525" cy="2019300"/>
             <wp:effectExtent b="0" l="0" r="0" t="0"/>
             <wp:docPr descr="The two role-play cards side by side. Card A, asking: ask what it is made of, ask whether it was made by hand, ask how long one takes, ask about the slow part. Card B, telling: name the material, say it was made by hand, give one length of time, explain the slow part." title="" id="42" name="Picture"/>
             <a:graphic>
@@ -6313,7 +6313,7 @@
                   <pic:spPr bwMode="auto">
                     <a:xfrm>
                       <a:off x="0" y="0"/>
-                      <a:ext cx="5133975" cy="1809750"/>
+                      <a:ext cx="5724525" cy="2019300"/>
                     </a:xfrm>
                     <a:prstGeom prst="rect">
                       <a:avLst/>
@@ -6569,7 +6569,7 @@
       <w:r>
         <w:drawing>
           <wp:inline>
-            <wp:extent cx="5143500" cy="1171575"/>
+            <wp:extent cx="5724525" cy="1304925"/>
             <wp:effectExtent b="0" l="0" r="0" t="0"/>
             <wp:docPr descr="One cup in five stages with an arrow to the next: the clay, one factory, a second factory in another country, a shop, and finally the room it is used in — with no single person having held all of it." title="" id="45" name="Picture"/>
             <a:graphic>
@@ -6590,7 +6590,7 @@
                   <pic:spPr bwMode="auto">
                     <a:xfrm>
                       <a:off x="0" y="0"/>
-                      <a:ext cx="5143500" cy="1171575"/>
+                      <a:ext cx="5724525" cy="1304925"/>
                     </a:xfrm>
                     <a:prstGeom prst="rect">
                       <a:avLst/>
@@ -7438,7 +7438,7 @@
       <w:r>
         <w:drawing>
           <wp:inline>
-            <wp:extent cx="5143500" cy="1409700"/>
+            <wp:extent cx="5724525" cy="1571625"/>
             <wp:effectExtent b="0" l="0" r="0" t="0"/>
             <wp:docPr descr="Three materials that are made twice: glass, which is melted and made again and can be for ever, because melting takes nothing out of it; paper, which is turned into pulp and loses a little of its fibre every time; and metal, which is melted like glass and loses almost nothing, which is why recycling it saves the most power." title="" id="48" name="Picture"/>
             <a:graphic>
@@ -7459,7 +7459,7 @@
                   <pic:spPr bwMode="auto">
                     <a:xfrm>
                       <a:off x="0" y="0"/>
-                      <a:ext cx="5143500" cy="1409700"/>
+                      <a:ext cx="5724525" cy="1571625"/>
                     </a:xfrm>
                     <a:prstGeom prst="rect">
                       <a:avLst/>
@@ -7675,7 +7675,7 @@
       <w:r>
         <w:drawing>
           <wp:inline>
-            <wp:extent cx="5143500" cy="1685925"/>
+            <wp:extent cx="5724525" cy="1876425"/>
             <wp:effectExtent b="0" l="0" r="0" t="0"/>
             <wp:docPr descr="The shape of the piece the learner is about to write, in four steps: name the material, say what is done first, say what is done next, and name the slow part that cannot be hurried." title="" id="51" name="Picture"/>
             <a:graphic>
@@ -7696,7 +7696,7 @@
                   <pic:spPr bwMode="auto">
                     <a:xfrm>
                       <a:off x="0" y="0"/>
-                      <a:ext cx="5143500" cy="1685925"/>
+                      <a:ext cx="5724525" cy="1876425"/>
                     </a:xfrm>
                     <a:prstGeom prst="rect">
                       <a:avLst/>
@@ -8228,7 +8228,7 @@
       <w:r>
         <w:drawing>
           <wp:inline>
-            <wp:extent cx="5143500" cy="1771650"/>
+            <wp:extent cx="5724525" cy="1971675"/>
             <wp:effectExtent b="0" l="0" r="0" t="0"/>
             <wp:docPr descr="Four things people say about how a thing was made, each with an arrow to what it does: naming the material, saying a person made it rather than a machine, saying the thing can still be mended, and saying that nobody produces it any more." title="" id="54" name="Picture"/>
             <a:graphic>
@@ -8249,7 +8249,7 @@
                   <pic:spPr bwMode="auto">
                     <a:xfrm>
                       <a:off x="0" y="0"/>
-                      <a:ext cx="5143500" cy="1771650"/>
+                      <a:ext cx="5724525" cy="1971675"/>
                     </a:xfrm>
                     <a:prstGeom prst="rect">
                       <a:avLst/>
@@ -9268,7 +9268,7 @@
       <w:r>
         <w:drawing>
           <wp:inline>
-            <wp:extent cx="5143500" cy="1571625"/>
+            <wp:extent cx="5724525" cy="1752600"/>
             <wp:effectExtent b="0" l="0" r="0" t="0"/>
             <wp:docPr descr="Water leaving a city beside the same water coming back. Leaving: sewage, into the pipes, and nobody drinks it. Coming back: pushed through membranes with holes too small to see, cleaned again with light, and cleaner than the water already in the reservoir." title="" id="57" name="Picture"/>
             <a:graphic>
@@ -9289,7 +9289,7 @@
                   <pic:spPr bwMode="auto">
                     <a:xfrm>
                       <a:off x="0" y="0"/>
-                      <a:ext cx="5143500" cy="1571625"/>
+                      <a:ext cx="5724525" cy="1752600"/>
                     </a:xfrm>
                     <a:prstGeom prst="rect">
                       <a:avLst/>
@@ -10504,7 +10504,7 @@
       <w:r>
         <w:drawing>
           <wp:inline>
-            <wp:extent cx="5143500" cy="1543050"/>
+            <wp:extent cx="5724525" cy="1724025"/>
             <wp:effectExtent b="0" l="0" r="0" t="0"/>
             <wp:docPr descr="The five Can-Do lines of the unit as a strip with a box to tick beside each, the last one marked Plus." title="" id="60" name="Picture"/>
             <a:graphic>
@@ -10525,7 +10525,7 @@
                   <pic:spPr bwMode="auto">
                     <a:xfrm>
                       <a:off x="0" y="0"/>
-                      <a:ext cx="5143500" cy="1543050"/>
+                      <a:ext cx="5724525" cy="1724025"/>
                     </a:xfrm>
                     <a:prstGeom prst="rect">
                       <a:avLst/>
